--- a/export/docx/docs/34_32_局域网人工测试操作指南.docx
+++ b/export/docx/docs/34_32_局域网人工测试操作指南.docx
@@ -102,7 +102,67 @@
               <w:rPr>
                 <w:sz w:val="18"/>
               </w:rPr>
-              <w:t>健康看板（主界面）</w:t>
+              <w:t>大屏驾驶舱（投屏/汇报）</w:t>
+            </w:r>
+          </w:p>
+        </w:tc>
+        <w:tc>
+          <w:tcPr>
+            <w:tcW w:type="dxa" w:w="4320"/>
+          </w:tcPr>
+          <w:p>
+            <w:r/>
+            <w:r>
+              <w:rPr>
+                <w:sz w:val="18"/>
+              </w:rPr>
+              <w:t>http://pdm-api.10.167.2.175.nip.io:32231/pdm-api/screen</w:t>
+            </w:r>
+          </w:p>
+        </w:tc>
+      </w:tr>
+      <w:tr>
+        <w:tc>
+          <w:tcPr>
+            <w:tcW w:type="dxa" w:w="4320"/>
+          </w:tcPr>
+          <w:p>
+            <w:r/>
+            <w:r>
+              <w:rPr>
+                <w:sz w:val="18"/>
+              </w:rPr>
+              <w:t>管理台（日常操作，推荐）</w:t>
+            </w:r>
+          </w:p>
+        </w:tc>
+        <w:tc>
+          <w:tcPr>
+            <w:tcW w:type="dxa" w:w="4320"/>
+          </w:tcPr>
+          <w:p>
+            <w:r/>
+            <w:r>
+              <w:rPr>
+                <w:sz w:val="18"/>
+              </w:rPr>
+              <w:t>http://pdm-api.10.167.2.175.nip.io:32231/pdm-api/console</w:t>
+            </w:r>
+          </w:p>
+        </w:tc>
+      </w:tr>
+      <w:tr>
+        <w:tc>
+          <w:tcPr>
+            <w:tcW w:type="dxa" w:w="4320"/>
+          </w:tcPr>
+          <w:p>
+            <w:r/>
+            <w:r>
+              <w:rPr>
+                <w:sz w:val="18"/>
+              </w:rPr>
+              <w:t>经典看板（兼容旧链接）</w:t>
             </w:r>
           </w:p>
         </w:tc>
@@ -223,6 +283,147 @@
         <w:t>密码含感叹号，部分终端需加单引号：'Diting2026!'</w:t>
       </w:r>
     </w:p>
+    <w:p>
+      <w:r>
+        <w:rPr>
+          <w:b/>
+        </w:rPr>
+        <w:t>页面选择建议</w:t>
+      </w:r>
+    </w:p>
+    <w:tbl>
+      <w:tblPr>
+        <w:tblStyle w:val="TableGrid"/>
+        <w:tblW w:type="auto" w:w="0"/>
+        <w:tblLook w:firstColumn="1" w:firstRow="1" w:lastColumn="0" w:lastRow="0" w:noHBand="0" w:noVBand="1" w:val="04A0"/>
+      </w:tblPr>
+      <w:tblGrid>
+        <w:gridCol w:w="4320"/>
+        <w:gridCol w:w="4320"/>
+      </w:tblGrid>
+      <w:tr>
+        <w:tc>
+          <w:tcPr>
+            <w:tcW w:type="dxa" w:w="4320"/>
+          </w:tcPr>
+          <w:p>
+            <w:r/>
+            <w:r>
+              <w:rPr>
+                <w:b/>
+                <w:sz w:val="18"/>
+              </w:rPr>
+              <w:t>场景</w:t>
+            </w:r>
+          </w:p>
+        </w:tc>
+        <w:tc>
+          <w:tcPr>
+            <w:tcW w:type="dxa" w:w="4320"/>
+          </w:tcPr>
+          <w:p>
+            <w:r/>
+            <w:r>
+              <w:rPr>
+                <w:b/>
+                <w:sz w:val="18"/>
+              </w:rPr>
+              <w:t>用哪个</w:t>
+            </w:r>
+          </w:p>
+        </w:tc>
+      </w:tr>
+      <w:tr>
+        <w:tc>
+          <w:tcPr>
+            <w:tcW w:type="dxa" w:w="4320"/>
+          </w:tcPr>
+          <w:p>
+            <w:r/>
+            <w:r>
+              <w:rPr>
+                <w:sz w:val="18"/>
+              </w:rPr>
+              <w:t>大屏投屏、领导汇报、监控中心</w:t>
+            </w:r>
+          </w:p>
+        </w:tc>
+        <w:tc>
+          <w:tcPr>
+            <w:tcW w:type="dxa" w:w="4320"/>
+          </w:tcPr>
+          <w:p>
+            <w:r/>
+            <w:r>
+              <w:rPr>
+                <w:sz w:val="18"/>
+              </w:rPr>
+              <w:t>大屏驾驶舱（深色，一屏看全厂）</w:t>
+            </w:r>
+          </w:p>
+        </w:tc>
+      </w:tr>
+      <w:tr>
+        <w:tc>
+          <w:tcPr>
+            <w:tcW w:type="dxa" w:w="4320"/>
+          </w:tcPr>
+          <w:p>
+            <w:r/>
+            <w:r>
+              <w:rPr>
+                <w:sz w:val="18"/>
+              </w:rPr>
+              <w:t>日常巡检、查设备、确认工单、做诊断</w:t>
+            </w:r>
+          </w:p>
+        </w:tc>
+        <w:tc>
+          <w:tcPr>
+            <w:tcW w:type="dxa" w:w="4320"/>
+          </w:tcPr>
+          <w:p>
+            <w:r/>
+            <w:r>
+              <w:rPr>
+                <w:sz w:val="18"/>
+              </w:rPr>
+              <w:t>管理台（浅色，左侧图标切换四视图）</w:t>
+            </w:r>
+          </w:p>
+        </w:tc>
+      </w:tr>
+      <w:tr>
+        <w:tc>
+          <w:tcPr>
+            <w:tcW w:type="dxa" w:w="4320"/>
+          </w:tcPr>
+          <w:p>
+            <w:r/>
+            <w:r>
+              <w:rPr>
+                <w:sz w:val="18"/>
+              </w:rPr>
+              <w:t>老链接/书签兼容</w:t>
+            </w:r>
+          </w:p>
+        </w:tc>
+        <w:tc>
+          <w:tcPr>
+            <w:tcW w:type="dxa" w:w="4320"/>
+          </w:tcPr>
+          <w:p>
+            <w:r/>
+            <w:r>
+              <w:rPr>
+                <w:sz w:val="18"/>
+              </w:rPr>
+              <w:t>经典看板</w:t>
+            </w:r>
+          </w:p>
+        </w:tc>
+      </w:tr>
+    </w:tbl>
     <w:p>
       <w:pPr>
         <w:pStyle w:val="Heading3"/>
@@ -557,7 +758,7 @@
         <w:pStyle w:val="Heading2"/>
       </w:pPr>
       <w:r>
-        <w:t>1. 看板主流程（必测，约 10 分钟）</w:t>
+        <w:t>1. 管理台四视图（必测，约 10 分钟）</w:t>
       </w:r>
     </w:p>
     <w:p>
@@ -565,7 +766,22 @@
         <w:rPr>
           <w:b w:val="0"/>
         </w:rPr>
-        <w:t>打开看板后应看到：顶部一排 KPI 卡、中间「热点设备」表、下方「方案卡」列表、 再往下「健康指数趋势」与「诊断结果」面板、最底「操作日志」。</w:t>
+        <w:t xml:space="preserve">打开 </w:t>
+      </w:r>
+      <w:r>
+        <w:rPr>
+          <w:rFonts w:ascii="Consolas" w:hAnsi="Consolas"/>
+          <w:b w:val="0"/>
+          <w:color w:val="0B4F75"/>
+          <w:sz w:val="19"/>
+        </w:rPr>
+        <w:t>http://pdm-api.10.167.2.175.nip.io:32231/pdm-api/console</w:t>
+      </w:r>
+      <w:r>
+        <w:rPr>
+          <w:b w:val="0"/>
+        </w:rPr>
+        <w:t>，左侧四个图标切换视图。</w:t>
       </w:r>
     </w:p>
     <w:p>
@@ -573,7 +789,45 @@
         <w:pStyle w:val="Heading3"/>
       </w:pPr>
       <w:r>
-        <w:t>1.1 首屏渲染 ✅ 必测</w:t>
+        <w:t>1.0 大屏驾驶舱（投屏场景，2 分钟）</w:t>
+      </w:r>
+    </w:p>
+    <w:p>
+      <w:r>
+        <w:rPr>
+          <w:b w:val="0"/>
+        </w:rPr>
+        <w:t xml:space="preserve">打开 </w:t>
+      </w:r>
+      <w:r>
+        <w:rPr>
+          <w:rFonts w:ascii="Consolas" w:hAnsi="Consolas"/>
+          <w:b w:val="0"/>
+          <w:color w:val="0B4F75"/>
+          <w:sz w:val="19"/>
+        </w:rPr>
+        <w:t>/pdm-api/screen</w:t>
+      </w:r>
+      <w:r>
+        <w:rPr>
+          <w:b w:val="0"/>
+        </w:rPr>
+        <w:t xml:space="preserve">，建议按 </w:t>
+      </w:r>
+      <w:r>
+        <w:rPr>
+          <w:rFonts w:ascii="Consolas" w:hAnsi="Consolas"/>
+          <w:b w:val="0"/>
+          <w:color w:val="0B4F75"/>
+          <w:sz w:val="19"/>
+        </w:rPr>
+        <w:t>F11</w:t>
+      </w:r>
+      <w:r>
+        <w:rPr>
+          <w:b w:val="0"/>
+        </w:rPr>
+        <w:t xml:space="preserve"> 或点右上角 ⛶ 全屏。</w:t>
       </w:r>
     </w:p>
     <w:tbl>
@@ -629,7 +883,7 @@
               <w:rPr>
                 <w:sz w:val="18"/>
               </w:rPr>
-              <w:t>标题</w:t>
+              <w:t>健康指数分布环</w:t>
             </w:r>
           </w:p>
         </w:tc>
@@ -643,7 +897,7 @@
               <w:rPr>
                 <w:sz w:val="18"/>
               </w:rPr>
-              <w:t>左上角显示「谛听 PdM · 设备健康看板」</w:t>
+              <w:t>中心显示在监台数，四段弧按红/橙/黄/绿分段</w:t>
             </w:r>
           </w:p>
         </w:tc>
@@ -659,7 +913,7 @@
               <w:rPr>
                 <w:sz w:val="18"/>
               </w:rPr>
-              <w:t>设备数 KPI</w:t>
+              <w:t>四级图例</w:t>
             </w:r>
           </w:p>
         </w:tc>
@@ -673,7 +927,7 @@
               <w:rPr>
                 <w:sz w:val="18"/>
               </w:rPr>
-              <w:t>20</w:t>
+              <w:t>红/橙/黄/绿各一行，含数量与百分比</w:t>
             </w:r>
           </w:p>
         </w:tc>
@@ -689,7 +943,7 @@
               <w:rPr>
                 <w:sz w:val="18"/>
               </w:rPr>
-              <w:t>方案卡 KPI</w:t>
+              <w:t>运行概览 4 卡</w:t>
             </w:r>
           </w:p>
         </w:tc>
@@ -703,7 +957,7 @@
               <w:rPr>
                 <w:sz w:val="18"/>
               </w:rPr>
-              <w:t>与下方列表条数一致（当前 2）</w:t>
+              <w:t>需立即处置 / 计划检修 / 待确认工单 / 已闭环工单</w:t>
             </w:r>
           </w:p>
         </w:tc>
@@ -719,7 +973,7 @@
               <w:rPr>
                 <w:sz w:val="18"/>
               </w:rPr>
-              <w:t>事件传输</w:t>
+              <w:t>设备健康矩阵</w:t>
             </w:r>
           </w:p>
         </w:tc>
@@ -733,7 +987,7 @@
               <w:rPr>
                 <w:sz w:val="18"/>
               </w:rPr>
-              <w:t>显示 pulsar</w:t>
+              <w:t>点阵图，异常设备排在左上（红黄点最显眼）</w:t>
             </w:r>
           </w:p>
         </w:tc>
@@ -749,7 +1003,7 @@
               <w:rPr>
                 <w:sz w:val="18"/>
               </w:rPr>
-              <w:t>热点设备表</w:t>
+              <w:t>健康指数趋势</w:t>
             </w:r>
           </w:p>
         </w:tc>
@@ -763,7 +1017,7 @@
               <w:rPr>
                 <w:sz w:val="18"/>
               </w:rPr>
-              <w:t>20 行，每行有设备号/名称/关键度/振动 RMS/HI/健康度条/等级</w:t>
+              <w:t>最多 3 台设备对比，末端标注当前值</w:t>
             </w:r>
           </w:p>
         </w:tc>
@@ -779,7 +1033,7 @@
               <w:rPr>
                 <w:sz w:val="18"/>
               </w:rPr>
-              <w:t>操作日志</w:t>
+              <w:t>关键度构成</w:t>
             </w:r>
           </w:p>
         </w:tc>
@@ -793,7 +1047,127 @@
               <w:rPr>
                 <w:sz w:val="18"/>
               </w:rPr>
-              <w:t>底部有加载记录，无红色报错</w:t>
+              <w:t>大数字总台数 + A/B/C 三条带百分比</w:t>
+            </w:r>
+          </w:p>
+        </w:tc>
+      </w:tr>
+      <w:tr>
+        <w:tc>
+          <w:tcPr>
+            <w:tcW w:type="dxa" w:w="4320"/>
+          </w:tcPr>
+          <w:p>
+            <w:r/>
+            <w:r>
+              <w:rPr>
+                <w:sz w:val="18"/>
+              </w:rPr>
+              <w:t>方案卡列表</w:t>
+            </w:r>
+          </w:p>
+        </w:tc>
+        <w:tc>
+          <w:tcPr>
+            <w:tcW w:type="dxa" w:w="4320"/>
+          </w:tcPr>
+          <w:p>
+            <w:r/>
+            <w:r>
+              <w:rPr>
+                <w:sz w:val="18"/>
+              </w:rPr>
+              <w:t>卡片带 verdict 徽章与状态</w:t>
+            </w:r>
+          </w:p>
+        </w:tc>
+      </w:tr>
+      <w:tr>
+        <w:tc>
+          <w:tcPr>
+            <w:tcW w:type="dxa" w:w="4320"/>
+          </w:tcPr>
+          <w:p>
+            <w:r/>
+            <w:r>
+              <w:rPr>
+                <w:sz w:val="18"/>
+              </w:rPr>
+              <w:t>实时事件</w:t>
+            </w:r>
+          </w:p>
+        </w:tc>
+        <w:tc>
+          <w:tcPr>
+            <w:tcW w:type="dxa" w:w="4320"/>
+          </w:tcPr>
+          <w:p>
+            <w:r/>
+            <w:r>
+              <w:rPr>
+                <w:sz w:val="18"/>
+              </w:rPr>
+              <w:t>时间 + 色点 + 描述</w:t>
+            </w:r>
+          </w:p>
+        </w:tc>
+      </w:tr>
+      <w:tr>
+        <w:tc>
+          <w:tcPr>
+            <w:tcW w:type="dxa" w:w="4320"/>
+          </w:tcPr>
+          <w:p>
+            <w:r/>
+            <w:r>
+              <w:rPr>
+                <w:sz w:val="18"/>
+              </w:rPr>
+              <w:t>底部告警条</w:t>
+            </w:r>
+          </w:p>
+        </w:tc>
+        <w:tc>
+          <w:tcPr>
+            <w:tcW w:type="dxa" w:w="4320"/>
+          </w:tcPr>
+          <w:p>
+            <w:r/>
+            <w:r>
+              <w:rPr>
+                <w:sz w:val="18"/>
+              </w:rPr>
+              <w:t>红色设备无缝滚动，鼠标悬停暂停</w:t>
+            </w:r>
+          </w:p>
+        </w:tc>
+      </w:tr>
+      <w:tr>
+        <w:tc>
+          <w:tcPr>
+            <w:tcW w:type="dxa" w:w="4320"/>
+          </w:tcPr>
+          <w:p>
+            <w:r/>
+            <w:r>
+              <w:rPr>
+                <w:sz w:val="18"/>
+              </w:rPr>
+              <w:t>右上角时钟</w:t>
+            </w:r>
+          </w:p>
+        </w:tc>
+        <w:tc>
+          <w:tcPr>
+            <w:tcW w:type="dxa" w:w="4320"/>
+          </w:tcPr>
+          <w:p>
+            <w:r/>
+            <w:r>
+              <w:rPr>
+                <w:sz w:val="18"/>
+              </w:rPr>
+              <w:t>实时走秒</w:t>
             </w:r>
           </w:p>
         </w:tc>
@@ -808,7 +1182,7 @@
           <w:i/>
           <w:color w:val="4A5158"/>
         </w:rPr>
-        <w:t>⚠️ 若 KPI 全是 0 或表格空白：按 F5 刷新；仍为 0 则记录为缺陷。</w:t>
+        <w:t>1920×1080 下不应出现横向滚动条。</w:t>
       </w:r>
     </w:p>
     <w:p>
@@ -816,7 +1190,208 @@
         <w:pStyle w:val="Heading3"/>
       </w:pPr>
       <w:r>
-        <w:t>1.2 诊断（必测）</w:t>
+        <w:t>1.1 运营看板（默认视图）</w:t>
+      </w:r>
+    </w:p>
+    <w:tbl>
+      <w:tblPr>
+        <w:tblStyle w:val="TableGrid"/>
+        <w:tblW w:type="auto" w:w="0"/>
+        <w:tblLook w:firstColumn="1" w:firstRow="1" w:lastColumn="0" w:lastRow="0" w:noHBand="0" w:noVBand="1" w:val="04A0"/>
+      </w:tblPr>
+      <w:tblGrid>
+        <w:gridCol w:w="4320"/>
+        <w:gridCol w:w="4320"/>
+      </w:tblGrid>
+      <w:tr>
+        <w:tc>
+          <w:tcPr>
+            <w:tcW w:type="dxa" w:w="4320"/>
+          </w:tcPr>
+          <w:p>
+            <w:r/>
+            <w:r>
+              <w:rPr>
+                <w:b/>
+                <w:sz w:val="18"/>
+              </w:rPr>
+              <w:t>检查点</w:t>
+            </w:r>
+          </w:p>
+        </w:tc>
+        <w:tc>
+          <w:tcPr>
+            <w:tcW w:type="dxa" w:w="4320"/>
+          </w:tcPr>
+          <w:p>
+            <w:r/>
+            <w:r>
+              <w:rPr>
+                <w:b/>
+                <w:sz w:val="18"/>
+              </w:rPr>
+              <w:t>预期</w:t>
+            </w:r>
+          </w:p>
+        </w:tc>
+      </w:tr>
+      <w:tr>
+        <w:tc>
+          <w:tcPr>
+            <w:tcW w:type="dxa" w:w="4320"/>
+          </w:tcPr>
+          <w:p>
+            <w:r/>
+            <w:r>
+              <w:rPr>
+                <w:sz w:val="18"/>
+              </w:rPr>
+              <w:t>6 个 KPI 卡</w:t>
+            </w:r>
+          </w:p>
+        </w:tc>
+        <w:tc>
+          <w:tcPr>
+            <w:tcW w:type="dxa" w:w="4320"/>
+          </w:tcPr>
+          <w:p>
+            <w:r/>
+            <w:r>
+              <w:rPr>
+                <w:sz w:val="18"/>
+              </w:rPr>
+              <w:t>在监设备 / 红 / 橙 / 黄 / 绿 / 方案卡，各有语义色左边框</w:t>
+            </w:r>
+          </w:p>
+        </w:tc>
+      </w:tr>
+      <w:tr>
+        <w:tc>
+          <w:tcPr>
+            <w:tcW w:type="dxa" w:w="4320"/>
+          </w:tcPr>
+          <w:p>
+            <w:r/>
+            <w:r>
+              <w:rPr>
+                <w:sz w:val="18"/>
+              </w:rPr>
+              <w:t>健康指数趋势</w:t>
+            </w:r>
+          </w:p>
+        </w:tc>
+        <w:tc>
+          <w:tcPr>
+            <w:tcW w:type="dxa" w:w="4320"/>
+          </w:tcPr>
+          <w:p>
+            <w:r/>
+            <w:r>
+              <w:rPr>
+                <w:sz w:val="18"/>
+              </w:rPr>
+              <w:t>面积折线，X 轴有起止时间；数据平稳时不铺大面积色块</w:t>
+            </w:r>
+          </w:p>
+        </w:tc>
+      </w:tr>
+      <w:tr>
+        <w:tc>
+          <w:tcPr>
+            <w:tcW w:type="dxa" w:w="4320"/>
+          </w:tcPr>
+          <w:p>
+            <w:r/>
+            <w:r>
+              <w:rPr>
+                <w:sz w:val="18"/>
+              </w:rPr>
+              <w:t>重点设备表</w:t>
+            </w:r>
+          </w:p>
+        </w:tc>
+        <w:tc>
+          <w:tcPr>
+            <w:tcW w:type="dxa" w:w="4320"/>
+          </w:tcPr>
+          <w:p>
+            <w:r/>
+            <w:r>
+              <w:rPr>
+                <w:sz w:val="18"/>
+              </w:rPr>
+              <w:t>默认只显示有健康度的设备（勾选框可关闭）</w:t>
+            </w:r>
+          </w:p>
+        </w:tc>
+      </w:tr>
+      <w:tr>
+        <w:tc>
+          <w:tcPr>
+            <w:tcW w:type="dxa" w:w="4320"/>
+          </w:tcPr>
+          <w:p>
+            <w:r/>
+            <w:r>
+              <w:rPr>
+                <w:sz w:val="18"/>
+              </w:rPr>
+              <w:t>关键度构成</w:t>
+            </w:r>
+          </w:p>
+        </w:tc>
+        <w:tc>
+          <w:tcPr>
+            <w:tcW w:type="dxa" w:w="4320"/>
+          </w:tcPr>
+          <w:p>
+            <w:r/>
+            <w:r>
+              <w:rPr>
+                <w:sz w:val="18"/>
+              </w:rPr>
+              <w:t>A/B/C 三条 + 百分比 + 总台数</w:t>
+            </w:r>
+          </w:p>
+        </w:tc>
+      </w:tr>
+      <w:tr>
+        <w:tc>
+          <w:tcPr>
+            <w:tcW w:type="dxa" w:w="4320"/>
+          </w:tcPr>
+          <w:p>
+            <w:r/>
+            <w:r>
+              <w:rPr>
+                <w:sz w:val="18"/>
+              </w:rPr>
+              <w:t>最近事件</w:t>
+            </w:r>
+          </w:p>
+        </w:tc>
+        <w:tc>
+          <w:tcPr>
+            <w:tcW w:type="dxa" w:w="4320"/>
+          </w:tcPr>
+          <w:p>
+            <w:r/>
+            <w:r>
+              <w:rPr>
+                <w:sz w:val="18"/>
+              </w:rPr>
+              <w:t>时间 + 色点 + 描述，含告警与工单流水</w:t>
+            </w:r>
+          </w:p>
+        </w:tc>
+      </w:tr>
+    </w:tbl>
+    <w:p>
+      <w:pPr>
+        <w:pStyle w:val="Heading3"/>
+      </w:pPr>
+      <w:r>
+        <w:t>1.2 设备台账</w:t>
       </w:r>
     </w:p>
     <w:p>
@@ -828,15 +1403,7 @@
         <w:rPr>
           <w:b w:val="0"/>
         </w:rPr>
-        <w:t xml:space="preserve">右上「设备位号」输入框填 </w:t>
-      </w:r>
-      <w:r>
-        <w:rPr>
-          <w:rFonts w:ascii="Consolas" w:hAnsi="Consolas"/>
-          <w:b w:val="0"/>
-          <w:sz w:val="19"/>
-        </w:rPr>
-        <w:t>FAN-00004</w:t>
+        <w:t>点左侧第二个图标</w:t>
       </w:r>
     </w:p>
     <w:p>
@@ -848,19 +1415,15 @@
         <w:rPr>
           <w:b w:val="0"/>
         </w:rPr>
-        <w:t>点蓝色「</w:t>
+        <w:t xml:space="preserve">在搜索框输入 </w:t>
       </w:r>
       <w:r>
         <w:rPr>
-          <w:b/>
+          <w:rFonts w:ascii="Consolas" w:hAnsi="Consolas"/>
+          <w:b w:val="0"/>
+          <w:sz w:val="19"/>
         </w:rPr>
-        <w:t>诊断</w:t>
-      </w:r>
-      <w:r>
-        <w:rPr>
-          <w:b w:val="0"/>
-        </w:rPr>
-        <w:t>」按钮</w:t>
+        <w:t>AGV</w:t>
       </w:r>
     </w:p>
     <w:p>
@@ -872,139 +1435,7 @@
         <w:rPr>
           <w:b w:val="0"/>
         </w:rPr>
-        <w:t>等待 1–3 秒</w:t>
-      </w:r>
-    </w:p>
-    <w:p>
-      <w:r>
-        <w:rPr>
-          <w:b/>
-        </w:rPr>
-        <w:t>预期</w:t>
-      </w:r>
-      <w:r>
-        <w:rPr>
-          <w:b w:val="0"/>
-        </w:rPr>
-        <w:t>：下方「诊断结果」面板出现</w:t>
-      </w:r>
-    </w:p>
-    <w:p>
-      <w:pPr>
-        <w:ind w:left="240"/>
-      </w:pPr>
-      <w:r>
-        <w:rPr>
-          <w:rFonts w:ascii="Consolas" w:hAnsi="Consolas"/>
-          <w:color w:val="24292F"/>
-          <w:sz w:val="17"/>
-        </w:rPr>
-        <w:t>FAN-00004 · HI 0.0 红 · 缓存命中：否 · xx ms</w:t>
-      </w:r>
-    </w:p>
-    <w:p>
-      <w:r>
-        <w:rPr>
-          <w:b w:val="0"/>
-        </w:rPr>
-        <w:t>下面是维度分解表，列为：</w:t>
-      </w:r>
-      <w:r>
-        <w:rPr>
-          <w:b/>
-        </w:rPr>
-        <w:t>维度 / 得分 / 权重 / 影响 / 证据</w:t>
-      </w:r>
-      <w:r>
-        <w:rPr>
-          <w:b w:val="0"/>
-        </w:rPr>
-        <w:t xml:space="preserve">， 且至少有一行 </w:t>
-      </w:r>
-      <w:r>
-        <w:rPr>
-          <w:rFonts w:ascii="Consolas" w:hAnsi="Consolas"/>
-          <w:b w:val="0"/>
-          <w:color w:val="0B4F75"/>
-          <w:sz w:val="19"/>
-        </w:rPr>
-        <w:t>imp</w:t>
-      </w:r>
-      <w:r>
-        <w:rPr>
-          <w:b w:val="0"/>
-        </w:rPr>
-        <w:t>（撞击/冲击）相关记录，证据列有文字说明。</w:t>
-      </w:r>
-    </w:p>
-    <w:p>
-      <w:pPr>
-        <w:ind w:left="360"/>
-      </w:pPr>
-      <w:r>
-        <w:rPr>
-          <w:i/>
-          <w:color w:val="4A5158"/>
-        </w:rPr>
-        <w:t>⚠️ 点按钮没反应、控制台报 xxx is not defined → 记为阻断级缺陷。</w:t>
-      </w:r>
-    </w:p>
-    <w:p>
-      <w:pPr>
-        <w:pStyle w:val="Heading3"/>
-      </w:pPr>
-      <w:r>
-        <w:t>1.3 健康指数趋势（必测）</w:t>
-      </w:r>
-    </w:p>
-    <w:p>
-      <w:pPr>
-        <w:pStyle w:val="ListNumber"/>
-        <w:ind w:left="360"/>
-      </w:pPr>
-      <w:r>
-        <w:rPr>
-          <w:b w:val="0"/>
-        </w:rPr>
-        <w:t xml:space="preserve">在热点设备表里找到 </w:t>
-      </w:r>
-      <w:r>
-        <w:rPr>
-          <w:rFonts w:ascii="Consolas" w:hAnsi="Consolas"/>
-          <w:b w:val="0"/>
-          <w:sz w:val="19"/>
-        </w:rPr>
-        <w:t>AGV-00006</w:t>
-      </w:r>
-      <w:r>
-        <w:rPr>
-          <w:b w:val="0"/>
-        </w:rPr>
-        <w:t xml:space="preserve"> 这一行</w:t>
-      </w:r>
-    </w:p>
-    <w:p>
-      <w:pPr>
-        <w:pStyle w:val="ListNumber"/>
-        <w:ind w:left="360"/>
-      </w:pPr>
-      <w:r>
-        <w:rPr>
-          <w:b w:val="0"/>
-        </w:rPr>
-        <w:t>点该行「</w:t>
-      </w:r>
-      <w:r>
-        <w:rPr>
-          <w:b/>
-        </w:rPr>
-        <w:t>趋势</w:t>
-      </w:r>
-      <w:r>
-        <w:rPr>
-          <w:b w:val="0"/>
-        </w:rPr>
-        <w:t>」按钮</w:t>
+        <w:t>点「A 类」「红」等筛选按钮</w:t>
       </w:r>
     </w:p>
     <w:p>
@@ -1030,7 +1461,7 @@
         <w:rPr>
           <w:b w:val="0"/>
         </w:rPr>
-        <w:t xml:space="preserve">面板标题变为 </w:t>
+        <w:t xml:space="preserve">搜索实时过滤，计数显示 </w:t>
       </w:r>
       <w:r>
         <w:rPr>
@@ -1038,7 +1469,7 @@
           <w:b w:val="0"/>
           <w:sz w:val="19"/>
         </w:rPr>
-        <w:t>健康指数趋势 AGV-00006 · N 点（原始 M 行，抽样步长 K）</w:t>
+        <w:t>N / 300 台</w:t>
       </w:r>
     </w:p>
     <w:p>
@@ -1050,7 +1481,25 @@
         <w:rPr>
           <w:b w:val="0"/>
         </w:rPr>
-        <w:t>出现 5 个汇总小卡：最新 HI / 均值 / 最低 / 最高 / 红色占比</w:t>
+        <w:t>关键度与等级两组筛选可叠加</w:t>
+      </w:r>
+    </w:p>
+    <w:p>
+      <w:pPr>
+        <w:pStyle w:val="ListBullet"/>
+        <w:ind w:left="360"/>
+      </w:pPr>
+      <w:r>
+        <w:rPr>
+          <w:b/>
+        </w:rPr>
+        <w:t>点任意一行</w:t>
+      </w:r>
+      <w:r>
+        <w:rPr>
+          <w:b w:val="0"/>
+        </w:rPr>
+        <w:t>，右侧弹出抽屉，显示名称/类别/关键度/节点/RMS/峰度/HI/等级</w:t>
       </w:r>
     </w:p>
     <w:p>
@@ -1062,43 +1511,7 @@
         <w:rPr>
           <w:b w:val="0"/>
         </w:rPr>
-        <w:t xml:space="preserve">下方是 </w:t>
-      </w:r>
-      <w:r>
-        <w:rPr>
-          <w:b/>
-        </w:rPr>
-        <w:t>SVG 折线图</w:t>
-      </w:r>
-      <w:r>
-        <w:rPr>
-          <w:b w:val="0"/>
-        </w:rPr>
-        <w:t>，带 0/25/50/75/100 网格线</w:t>
-      </w:r>
-    </w:p>
-    <w:p>
-      <w:pPr>
-        <w:pStyle w:val="ListBullet"/>
-        <w:ind w:left="360"/>
-      </w:pPr>
-      <w:r>
-        <w:rPr>
-          <w:b w:val="0"/>
-        </w:rPr>
-        <w:t>横轴标注起止时间</w:t>
-      </w:r>
-    </w:p>
-    <w:p>
-      <w:pPr>
-        <w:ind w:left="360"/>
-      </w:pPr>
-      <w:r>
-        <w:rPr>
-          <w:i/>
-          <w:color w:val="4A5158"/>
-        </w:rPr>
-        <w:t>折线是平的（当前数据 HI 恒 71.2）属正常——测试数据未模拟劣化。</w:t>
+        <w:t>抽屉里「诊断」「看趋势」可跳转</w:t>
       </w:r>
     </w:p>
     <w:p>
@@ -1106,7 +1519,7 @@
         <w:pStyle w:val="Heading3"/>
       </w:pPr>
       <w:r>
-        <w:t>1.4 会诊与方案卡（必测）</w:t>
+        <w:t>1.3 工单看板</w:t>
       </w:r>
     </w:p>
     <w:p>
@@ -1118,51 +1531,7 @@
         <w:rPr>
           <w:b w:val="0"/>
         </w:rPr>
-        <w:t xml:space="preserve">输入框填 </w:t>
-      </w:r>
-      <w:r>
-        <w:rPr>
-          <w:rFonts w:ascii="Consolas" w:hAnsi="Consolas"/>
-          <w:b w:val="0"/>
-          <w:sz w:val="19"/>
-        </w:rPr>
-        <w:t>AGV-00006</w:t>
-      </w:r>
-    </w:p>
-    <w:p>
-      <w:pPr>
-        <w:pStyle w:val="ListNumber"/>
-        <w:ind w:left="360"/>
-      </w:pPr>
-      <w:r>
-        <w:rPr>
-          <w:b w:val="0"/>
-        </w:rPr>
-        <w:t>点「</w:t>
-      </w:r>
-      <w:r>
-        <w:rPr>
-          <w:b/>
-        </w:rPr>
-        <w:t>会诊</w:t>
-      </w:r>
-      <w:r>
-        <w:rPr>
-          <w:b w:val="0"/>
-        </w:rPr>
-        <w:t>」按钮</w:t>
-      </w:r>
-    </w:p>
-    <w:p>
-      <w:pPr>
-        <w:pStyle w:val="ListNumber"/>
-        <w:ind w:left="360"/>
-      </w:pPr>
-      <w:r>
-        <w:rPr>
-          <w:b w:val="0"/>
-        </w:rPr>
-        <w:t>等待 3–6 秒</w:t>
+        <w:t>点左侧第三个图标</w:t>
       </w:r>
     </w:p>
     <w:p>
@@ -1176,298 +1545,69 @@
         <w:rPr>
           <w:b w:val="0"/>
         </w:rPr>
-        <w:t>：下方「方案卡（工单闭环）」列表新增/刷新一张卡，包含：</w:t>
+        <w:t>：三栏 Kanban</w:t>
       </w:r>
     </w:p>
-    <w:tbl>
-      <w:tblPr>
-        <w:tblStyle w:val="TableGrid"/>
-        <w:tblW w:type="auto" w:w="0"/>
-        <w:tblLook w:firstColumn="1" w:firstRow="1" w:lastColumn="0" w:lastRow="0" w:noHBand="0" w:noVBand="1" w:val="04A0"/>
-      </w:tblPr>
-      <w:tblGrid>
-        <w:gridCol w:w="4320"/>
-        <w:gridCol w:w="4320"/>
-      </w:tblGrid>
-      <w:tr>
-        <w:tc>
-          <w:tcPr>
-            <w:tcW w:type="dxa" w:w="4320"/>
-          </w:tcPr>
-          <w:p>
-            <w:r/>
-            <w:r>
-              <w:rPr>
-                <w:b/>
-                <w:sz w:val="18"/>
-              </w:rPr>
-              <w:t>字段</w:t>
-            </w:r>
-          </w:p>
-        </w:tc>
-        <w:tc>
-          <w:tcPr>
-            <w:tcW w:type="dxa" w:w="4320"/>
-          </w:tcPr>
-          <w:p>
-            <w:r/>
-            <w:r>
-              <w:rPr>
-                <w:b/>
-                <w:sz w:val="18"/>
-              </w:rPr>
-              <w:t>说明</w:t>
-            </w:r>
-          </w:p>
-        </w:tc>
-      </w:tr>
-      <w:tr>
-        <w:tc>
-          <w:tcPr>
-            <w:tcW w:type="dxa" w:w="4320"/>
-          </w:tcPr>
-          <w:p>
-            <w:r/>
-            <w:r>
-              <w:rPr>
-                <w:sz w:val="18"/>
-              </w:rPr>
-              <w:t>卡号</w:t>
-            </w:r>
-          </w:p>
-        </w:tc>
-        <w:tc>
-          <w:tcPr>
-            <w:tcW w:type="dxa" w:w="4320"/>
-          </w:tcPr>
-          <w:p>
-            <w:r/>
-            <w:r>
-              <w:rPr>
-                <w:sz w:val="18"/>
-              </w:rPr>
-              <w:t>REC-20261023-XXXXXX</w:t>
-            </w:r>
-          </w:p>
-        </w:tc>
-      </w:tr>
-      <w:tr>
-        <w:tc>
-          <w:tcPr>
-            <w:tcW w:type="dxa" w:w="4320"/>
-          </w:tcPr>
-          <w:p>
-            <w:r/>
-            <w:r>
-              <w:rPr>
-                <w:sz w:val="18"/>
-              </w:rPr>
-              <w:t>设备</w:t>
-            </w:r>
-          </w:p>
-        </w:tc>
-        <w:tc>
-          <w:tcPr>
-            <w:tcW w:type="dxa" w:w="4320"/>
-          </w:tcPr>
-          <w:p>
-            <w:r/>
-            <w:r>
-              <w:rPr>
-                <w:sz w:val="18"/>
-              </w:rPr>
-              <w:t>AGV-00006</w:t>
-            </w:r>
-          </w:p>
-        </w:tc>
-      </w:tr>
-      <w:tr>
-        <w:tc>
-          <w:tcPr>
-            <w:tcW w:type="dxa" w:w="4320"/>
-          </w:tcPr>
-          <w:p>
-            <w:r/>
-            <w:r>
-              <w:rPr>
-                <w:sz w:val="18"/>
-              </w:rPr>
-              <w:t>结论</w:t>
-            </w:r>
-          </w:p>
-        </w:tc>
-        <w:tc>
-          <w:tcPr>
-            <w:tcW w:type="dxa" w:w="4320"/>
-          </w:tcPr>
-          <w:p>
-            <w:r/>
-            <w:r>
-              <w:rPr>
-                <w:sz w:val="18"/>
-              </w:rPr>
-              <w:t>「健康指数 71.2（yellow），主要贡献 vib…」</w:t>
-            </w:r>
-          </w:p>
-        </w:tc>
-      </w:tr>
-      <w:tr>
-        <w:tc>
-          <w:tcPr>
-            <w:tcW w:type="dxa" w:w="4320"/>
-          </w:tcPr>
-          <w:p>
-            <w:r/>
-            <w:r>
-              <w:rPr>
-                <w:sz w:val="18"/>
-              </w:rPr>
-              <w:t>verdict</w:t>
-            </w:r>
-          </w:p>
-        </w:tc>
-        <w:tc>
-          <w:tcPr>
-            <w:tcW w:type="dxa" w:w="4320"/>
-          </w:tcPr>
-          <w:p>
-            <w:r/>
-            <w:r>
-              <w:rPr>
-                <w:sz w:val="18"/>
-              </w:rPr>
-              <w:t>MONITOR 或 ACT_NOW</w:t>
-            </w:r>
-          </w:p>
-        </w:tc>
-      </w:tr>
-      <w:tr>
-        <w:tc>
-          <w:tcPr>
-            <w:tcW w:type="dxa" w:w="4320"/>
-          </w:tcPr>
-          <w:p>
-            <w:r/>
-            <w:r>
-              <w:rPr>
-                <w:sz w:val="18"/>
-              </w:rPr>
-              <w:t>风险</w:t>
-            </w:r>
-          </w:p>
-        </w:tc>
-        <w:tc>
-          <w:tcPr>
-            <w:tcW w:type="dxa" w:w="4320"/>
-          </w:tcPr>
-          <w:p>
-            <w:r/>
-            <w:r>
-              <w:rPr>
-                <w:sz w:val="18"/>
-              </w:rPr>
-              <w:t>中/高</w:t>
-            </w:r>
-          </w:p>
-        </w:tc>
-      </w:tr>
-      <w:tr>
-        <w:tc>
-          <w:tcPr>
-            <w:tcW w:type="dxa" w:w="4320"/>
-          </w:tcPr>
-          <w:p>
-            <w:r/>
-            <w:r>
-              <w:rPr>
-                <w:sz w:val="18"/>
-              </w:rPr>
-              <w:t>状态</w:t>
-            </w:r>
-          </w:p>
-        </w:tc>
-        <w:tc>
-          <w:tcPr>
-            <w:tcW w:type="dxa" w:w="4320"/>
-          </w:tcPr>
-          <w:p>
-            <w:r/>
-            <w:r>
-              <w:rPr>
-                <w:sz w:val="18"/>
-              </w:rPr>
-              <w:t>待确认 / 已确认</w:t>
-            </w:r>
-          </w:p>
-        </w:tc>
-      </w:tr>
-      <w:tr>
-        <w:tc>
-          <w:tcPr>
-            <w:tcW w:type="dxa" w:w="4320"/>
-          </w:tcPr>
-          <w:p>
-            <w:r/>
-            <w:r>
-              <w:rPr>
-                <w:sz w:val="18"/>
-              </w:rPr>
-              <w:t>操作</w:t>
-            </w:r>
-          </w:p>
-        </w:tc>
-        <w:tc>
-          <w:tcPr>
-            <w:tcW w:type="dxa" w:w="4320"/>
-          </w:tcPr>
-          <w:p>
-            <w:r/>
-            <w:r>
-              <w:rPr>
-                <w:sz w:val="18"/>
-              </w:rPr>
-              <w:t>「确认」按钮</w:t>
-            </w:r>
-          </w:p>
-        </w:tc>
-      </w:tr>
-    </w:tbl>
     <w:p>
+      <w:pPr>
+        <w:pStyle w:val="ListBullet"/>
+        <w:ind w:left="360"/>
+      </w:pPr>
       <w:r>
         <w:rPr>
           <w:b/>
         </w:rPr>
-        <w:t>去重验证</w:t>
+        <w:t>待确认</w:t>
       </w:r>
       <w:r>
         <w:rPr>
           <w:b w:val="0"/>
         </w:rPr>
-        <w:t>（重要）：</w:t>
+        <w:t>：黄点，含「确认」按钮</w:t>
       </w:r>
+    </w:p>
+    <w:p>
+      <w:pPr>
+        <w:pStyle w:val="ListBullet"/>
+        <w:ind w:left="360"/>
+      </w:pPr>
       <w:r>
         <w:rPr>
           <w:b/>
         </w:rPr>
-        <w:t>再点一次「会诊」</w:t>
+        <w:t>已确认</w:t>
       </w:r>
       <w:r>
         <w:rPr>
           <w:b w:val="0"/>
         </w:rPr>
-        <w:t>，卡号应</w:t>
+        <w:t>：绿点，卡片标记「已闭环」</w:t>
       </w:r>
+    </w:p>
+    <w:p>
+      <w:pPr>
+        <w:pStyle w:val="ListBullet"/>
+        <w:ind w:left="360"/>
+      </w:pPr>
       <w:r>
         <w:rPr>
           <w:b/>
         </w:rPr>
-        <w:t>不变</w:t>
+        <w:t>需立即处置</w:t>
       </w:r>
       <w:r>
         <w:rPr>
           <w:b w:val="0"/>
         </w:rPr>
-        <w:t>（30 分钟内同设备同结论复用同一张卡）。</w:t>
+        <w:t>：红点，verdict = ACT_NOW 的待确认卡</w:t>
+      </w:r>
+    </w:p>
+    <w:p>
+      <w:r>
+        <w:rPr>
+          <w:b w:val="0"/>
+        </w:rPr>
+        <w:t>点「确认」→ 若卡需多角色，会依次确认，全部齐备后移到「已确认」栏并弹 toast。</w:t>
       </w:r>
     </w:p>
     <w:p>
@@ -1475,7 +1615,7 @@
         <w:pStyle w:val="Heading3"/>
       </w:pPr>
       <w:r>
-        <w:t>1.5 方案卡确认（必测）</w:t>
+        <w:t>1.4 诊断工作台</w:t>
       </w:r>
     </w:p>
     <w:p>
@@ -1487,7 +1627,7 @@
         <w:rPr>
           <w:b w:val="0"/>
         </w:rPr>
-        <w:t>在方案卡列表找一张「状态 = 待确认」的卡</w:t>
+        <w:t>点左侧第四个图标</w:t>
       </w:r>
     </w:p>
     <w:p>
@@ -1497,33 +1637,29 @@
       </w:pPr>
       <w:r>
         <w:rPr>
-          <w:b w:val="0"/>
-        </w:rPr>
-        <w:t>点该行「</w:t>
-      </w:r>
-      <w:r>
-        <w:rPr>
           <w:b/>
         </w:rPr>
-        <w:t>确认</w:t>
+        <w:t>进入即自动诊断</w:t>
       </w:r>
       <w:r>
         <w:rPr>
           <w:b w:val="0"/>
         </w:rPr>
-        <w:t>」按钮</w:t>
+        <w:t xml:space="preserve"> </w:t>
       </w:r>
-    </w:p>
-    <w:p>
-      <w:pPr>
-        <w:pStyle w:val="ListNumber"/>
-        <w:ind w:left="360"/>
-      </w:pPr>
+      <w:r>
+        <w:rPr>
+          <w:rFonts w:ascii="Consolas" w:hAnsi="Consolas"/>
+          <w:b w:val="0"/>
+          <w:sz w:val="19"/>
+        </w:rPr>
+        <w:t>FAN-00004</w:t>
+      </w:r>
       <w:r>
         <w:rPr>
           <w:b w:val="0"/>
         </w:rPr>
-        <w:t>若卡片要求多角色，需依次确认多个角色（看板会提示还差哪个角色）</w:t>
+        <w:t>，无需手动点</w:t>
       </w:r>
     </w:p>
     <w:p>
@@ -1549,7 +1685,19 @@
         <w:rPr>
           <w:b w:val="0"/>
         </w:rPr>
-        <w:t>每确认一个角色，状态在「待确认」→「已确认」之间正确流转</w:t>
+        <w:t xml:space="preserve">左侧：健康指数 </w:t>
+      </w:r>
+      <w:r>
+        <w:rPr>
+          <w:b/>
+        </w:rPr>
+        <w:t>0.0 红色</w:t>
+      </w:r>
+      <w:r>
+        <w:rPr>
+          <w:b w:val="0"/>
+        </w:rPr>
+        <w:t>，SLA 4h，正常模式，rules-v0.2.0</w:t>
       </w:r>
     </w:p>
     <w:p>
@@ -1561,7 +1709,39 @@
         <w:rPr>
           <w:b w:val="0"/>
         </w:rPr>
-        <w:t>全部角色齐备后状态变「已确认」</w:t>
+        <w:t>维度分解条：</w:t>
+      </w:r>
+      <w:r>
+        <w:rPr>
+          <w:rFonts w:ascii="Consolas" w:hAnsi="Consolas"/>
+          <w:b w:val="0"/>
+          <w:sz w:val="19"/>
+        </w:rPr>
+        <w:t>imp</w:t>
+      </w:r>
+      <w:r>
+        <w:rPr>
+          <w:b w:val="0"/>
+        </w:rPr>
+        <w:t xml:space="preserve"> 100.0，下方小字「峭度 9.04（&gt;4 可疑）」</w:t>
+      </w:r>
+    </w:p>
+    <w:p>
+      <w:pPr>
+        <w:pStyle w:val="ListBullet"/>
+        <w:ind w:left="360"/>
+      </w:pPr>
+      <w:r>
+        <w:rPr>
+          <w:b/>
+        </w:rPr>
+        <w:t>五维雷达图</w:t>
+      </w:r>
+      <w:r>
+        <w:rPr>
+          <w:b w:val="0"/>
+        </w:rPr>
+        <w:t>：振动/冲击/温度/电流/趋势 五个轴都有数值，形成多边形</w:t>
       </w:r>
     </w:p>
     <w:p>
@@ -1573,63 +1753,101 @@
         <w:rPr>
           <w:b w:val="0"/>
         </w:rPr>
-        <w:t>对已确认的卡再点「确认」→ 应被拒绝（日志出现 409 提示），不应报错崩溃</w:t>
+        <w:t>证据链 5 条，每条为「指标名 + 读数 + 偏离度（颜色）+ 依据」，例如：</w:t>
       </w:r>
     </w:p>
     <w:p>
       <w:pPr>
-        <w:pStyle w:val="Heading3"/>
+        <w:ind w:left="240"/>
       </w:pPr>
       <w:r>
-        <w:t>1.6 刷新与预热（选测）</w:t>
+        <w:rPr>
+          <w:rFonts w:ascii="Consolas" w:hAnsi="Consolas"/>
+          <w:color w:val="24292F"/>
+          <w:sz w:val="17"/>
+        </w:rPr>
+        <w:t>1  振动 RMS  7.44   偏离度 0.194   相对基线 5.3592 mm/s</w:t>
+        <w:br/>
+        <w:t>2  峭度      9.04   偏离度 1.000</w:t>
+        <w:br/>
+        <w:t>3  温升      7.83   偏离度 0.522</w:t>
       </w:r>
     </w:p>
     <w:p>
       <w:pPr>
-        <w:pStyle w:val="ListBullet"/>
         <w:ind w:left="360"/>
       </w:pPr>
       <w:r>
         <w:rPr>
+          <w:i/>
+          <w:color w:val="4A5158"/>
+        </w:rPr>
+        <w:t>若证据链显示成 {"type":"metric",...} 原始 JSON，记为严重缺陷。</w:t>
+      </w:r>
+    </w:p>
+    <w:p>
+      <w:r>
+        <w:rPr>
           <w:b w:val="0"/>
         </w:rPr>
-        <w:t>点「</w:t>
+        <w:t xml:space="preserve">改输入框为 </w:t>
       </w:r>
       <w:r>
         <w:rPr>
-          <w:b/>
+          <w:rFonts w:ascii="Consolas" w:hAnsi="Consolas"/>
+          <w:b w:val="0"/>
+          <w:color w:val="0B4F75"/>
+          <w:sz w:val="19"/>
         </w:rPr>
-        <w:t>刷新</w:t>
+        <w:t>AGV-00006</w:t>
       </w:r>
       <w:r>
         <w:rPr>
           <w:b w:val="0"/>
         </w:rPr>
-        <w:t>」→ KPI 与表格重新加载，日志追加记录</w:t>
+        <w:t xml:space="preserve"> 再点「开始诊断」，应变为黄色 71.2，雷达图形状明显不同。</w:t>
       </w:r>
     </w:p>
     <w:p>
       <w:pPr>
-        <w:pStyle w:val="ListBullet"/>
-        <w:ind w:left="360"/>
+        <w:jc w:val="center"/>
       </w:pPr>
+      <w:r>
+        <w:rPr>
+          <w:color w:val="B0B6BD"/>
+        </w:rPr>
+        <w:t>— — —</w:t>
+      </w:r>
+    </w:p>
+    <w:p>
+      <w:pPr>
+        <w:pStyle w:val="Heading2"/>
+      </w:pPr>
+      <w:r>
+        <w:t>2. 经典看板（兼容性验证，选测，3 分钟）</w:t>
+      </w:r>
+    </w:p>
+    <w:p>
       <w:r>
         <w:rPr>
           <w:b w:val="0"/>
         </w:rPr>
-        <w:t>点「</w:t>
+        <w:t xml:space="preserve">打开 </w:t>
       </w:r>
       <w:r>
         <w:rPr>
-          <w:b/>
+          <w:rFonts w:ascii="Consolas" w:hAnsi="Consolas"/>
+          <w:b w:val="0"/>
+          <w:color w:val="0B4F75"/>
+          <w:sz w:val="19"/>
         </w:rPr>
-        <w:t>预热</w:t>
+        <w:t>/pdm-api/dashboard</w:t>
       </w:r>
       <w:r>
         <w:rPr>
           <w:b w:val="0"/>
         </w:rPr>
-        <w:t>」→ 日志显示「预热中…」后「预热完成: {...}」</w:t>
+        <w:t>，确认与改版前一致：KPI、热点表、方案卡、趋势、诊断、日志六个面板齐全， 「诊断」「会诊」「趋势」按钮均可用。</w:t>
       </w:r>
     </w:p>
     <w:p>
@@ -2860,7 +3078,7 @@
               <w:rPr>
                 <w:sz w:val="18"/>
               </w:rPr>
-              <w:t>看板可打开并登录</w:t>
+              <w:t>大屏可打开、全屏后一屏装下</w:t>
             </w:r>
           </w:p>
         </w:tc>
@@ -2917,7 +3135,7 @@
               <w:rPr>
                 <w:sz w:val="18"/>
               </w:rPr>
-              <w:t>首屏 KPI 与表格有数据</w:t>
+              <w:t>大屏环形/矩阵/趋势/条形/告警均有内容</w:t>
             </w:r>
           </w:p>
         </w:tc>
@@ -2974,7 +3192,7 @@
               <w:rPr>
                 <w:sz w:val="18"/>
               </w:rPr>
-              <w:t>诊断 FAN-00004 出结果</w:t>
+              <w:t>大屏异常设备在矩阵左上显眼位置</w:t>
             </w:r>
           </w:p>
         </w:tc>
@@ -3031,7 +3249,7 @@
               <w:rPr>
                 <w:sz w:val="18"/>
               </w:rPr>
-              <w:t>诊断结果含维度分解与证据</w:t>
+              <w:t>管理台可打开并登录</w:t>
             </w:r>
           </w:p>
         </w:tc>
@@ -3088,7 +3306,7 @@
               <w:rPr>
                 <w:sz w:val="18"/>
               </w:rPr>
-              <w:t>趋势图渲染（AGV-00006）</w:t>
+              <w:t>运营看板 KPI 与表格有数据</w:t>
             </w:r>
           </w:p>
         </w:tc>
@@ -3145,7 +3363,7 @@
               <w:rPr>
                 <w:sz w:val="18"/>
               </w:rPr>
-              <w:t>会诊生成方案卡</w:t>
+              <w:t>重点设备默认只显示有健康度的</w:t>
             </w:r>
           </w:p>
         </w:tc>
@@ -3202,7 +3420,7 @@
               <w:rPr>
                 <w:sz w:val="18"/>
               </w:rPr>
-              <w:t>重复会诊卡号不变（去重）</w:t>
+              <w:t>关键度构成 + 最近事件已渲染</w:t>
             </w:r>
           </w:p>
         </w:tc>
@@ -3259,7 +3477,7 @@
               <w:rPr>
                 <w:sz w:val="18"/>
               </w:rPr>
-              <w:t>方案卡多角色确认</w:t>
+              <w:t>设备台账搜索/筛选/抽屉详情</w:t>
             </w:r>
           </w:p>
         </w:tc>
@@ -3316,7 +3534,7 @@
               <w:rPr>
                 <w:sz w:val="18"/>
               </w:rPr>
-              <w:t>已确认卡不可重复确认</w:t>
+              <w:t>工单看板三栏 + 确认流转</w:t>
             </w:r>
           </w:p>
         </w:tc>
@@ -3373,7 +3591,7 @@
               <w:rPr>
                 <w:sz w:val="18"/>
               </w:rPr>
-              <w:t>刷新/预热可用</w:t>
+              <w:t>诊断台进入即自动出结果</w:t>
             </w:r>
           </w:p>
         </w:tc>
@@ -3430,7 +3648,7 @@
               <w:rPr>
                 <w:sz w:val="18"/>
               </w:rPr>
-              <w:t>资产 API 列表/详情/统计</w:t>
+              <w:t>雷达图五维都有值</w:t>
             </w:r>
           </w:p>
         </w:tc>
@@ -3487,7 +3705,7 @@
               <w:rPr>
                 <w:sz w:val="18"/>
               </w:rPr>
-              <w:t>鉴权 401/401/200</w:t>
+              <w:t>证据链为中文可读（非原始 JSON）</w:t>
             </w:r>
           </w:p>
         </w:tc>
@@ -3544,7 +3762,235 @@
               <w:rPr>
                 <w:sz w:val="18"/>
               </w:rPr>
+              <w:t>经典看板仍可用（兼容）</w:t>
+            </w:r>
+          </w:p>
+        </w:tc>
+        <w:tc>
+          <w:tcPr>
+            <w:tcW w:type="dxa" w:w="2160"/>
+          </w:tcPr>
+          <w:p>
+            <w:r/>
+            <w:r>
+              <w:rPr>
+                <w:sz w:val="18"/>
+              </w:rPr>
+              <w:t>☐ 通过 ☐ 失败</w:t>
+            </w:r>
+          </w:p>
+        </w:tc>
+        <w:tc>
+          <w:tcPr>
+            <w:tcW w:type="dxa" w:w="2160"/>
+          </w:tcPr>
+          <w:p>
+            <w:r/>
+            <w:r>
+              <w:rPr>
+                <w:sz w:val="18"/>
+              </w:rPr>
+            </w:r>
+          </w:p>
+        </w:tc>
+      </w:tr>
+      <w:tr>
+        <w:tc>
+          <w:tcPr>
+            <w:tcW w:type="dxa" w:w="2160"/>
+          </w:tcPr>
+          <w:p>
+            <w:r/>
+            <w:r>
+              <w:rPr>
+                <w:sz w:val="18"/>
+              </w:rPr>
+              <w:t>14</w:t>
+            </w:r>
+          </w:p>
+        </w:tc>
+        <w:tc>
+          <w:tcPr>
+            <w:tcW w:type="dxa" w:w="2160"/>
+          </w:tcPr>
+          <w:p>
+            <w:r/>
+            <w:r>
+              <w:rPr>
+                <w:sz w:val="18"/>
+              </w:rPr>
+              <w:t>资产 API 列表/详情/统计</w:t>
+            </w:r>
+          </w:p>
+        </w:tc>
+        <w:tc>
+          <w:tcPr>
+            <w:tcW w:type="dxa" w:w="2160"/>
+          </w:tcPr>
+          <w:p>
+            <w:r/>
+            <w:r>
+              <w:rPr>
+                <w:sz w:val="18"/>
+              </w:rPr>
+              <w:t>☐ 通过 ☐ 失败</w:t>
+            </w:r>
+          </w:p>
+        </w:tc>
+        <w:tc>
+          <w:tcPr>
+            <w:tcW w:type="dxa" w:w="2160"/>
+          </w:tcPr>
+          <w:p>
+            <w:r/>
+            <w:r>
+              <w:rPr>
+                <w:sz w:val="18"/>
+              </w:rPr>
+            </w:r>
+          </w:p>
+        </w:tc>
+      </w:tr>
+      <w:tr>
+        <w:tc>
+          <w:tcPr>
+            <w:tcW w:type="dxa" w:w="2160"/>
+          </w:tcPr>
+          <w:p>
+            <w:r/>
+            <w:r>
+              <w:rPr>
+                <w:sz w:val="18"/>
+              </w:rPr>
+              <w:t>15</w:t>
+            </w:r>
+          </w:p>
+        </w:tc>
+        <w:tc>
+          <w:tcPr>
+            <w:tcW w:type="dxa" w:w="2160"/>
+          </w:tcPr>
+          <w:p>
+            <w:r/>
+            <w:r>
+              <w:rPr>
+                <w:sz w:val="18"/>
+              </w:rPr>
+              <w:t>鉴权 401/401/200</w:t>
+            </w:r>
+          </w:p>
+        </w:tc>
+        <w:tc>
+          <w:tcPr>
+            <w:tcW w:type="dxa" w:w="2160"/>
+          </w:tcPr>
+          <w:p>
+            <w:r/>
+            <w:r>
+              <w:rPr>
+                <w:sz w:val="18"/>
+              </w:rPr>
+              <w:t>☐ 通过 ☐ 失败</w:t>
+            </w:r>
+          </w:p>
+        </w:tc>
+        <w:tc>
+          <w:tcPr>
+            <w:tcW w:type="dxa" w:w="2160"/>
+          </w:tcPr>
+          <w:p>
+            <w:r/>
+            <w:r>
+              <w:rPr>
+                <w:sz w:val="18"/>
+              </w:rPr>
+            </w:r>
+          </w:p>
+        </w:tc>
+      </w:tr>
+      <w:tr>
+        <w:tc>
+          <w:tcPr>
+            <w:tcW w:type="dxa" w:w="2160"/>
+          </w:tcPr>
+          <w:p>
+            <w:r/>
+            <w:r>
+              <w:rPr>
+                <w:sz w:val="18"/>
+              </w:rPr>
+              <w:t>16</w:t>
+            </w:r>
+          </w:p>
+        </w:tc>
+        <w:tc>
+          <w:tcPr>
+            <w:tcW w:type="dxa" w:w="2160"/>
+          </w:tcPr>
+          <w:p>
+            <w:r/>
+            <w:r>
+              <w:rPr>
+                <w:sz w:val="18"/>
+              </w:rPr>
               <w:t>浏览器控制台无 JS 报错</w:t>
+            </w:r>
+          </w:p>
+        </w:tc>
+        <w:tc>
+          <w:tcPr>
+            <w:tcW w:type="dxa" w:w="2160"/>
+          </w:tcPr>
+          <w:p>
+            <w:r/>
+            <w:r>
+              <w:rPr>
+                <w:sz w:val="18"/>
+              </w:rPr>
+              <w:t>☐ 通过 ☐ 失败</w:t>
+            </w:r>
+          </w:p>
+        </w:tc>
+        <w:tc>
+          <w:tcPr>
+            <w:tcW w:type="dxa" w:w="2160"/>
+          </w:tcPr>
+          <w:p>
+            <w:r/>
+            <w:r>
+              <w:rPr>
+                <w:sz w:val="18"/>
+              </w:rPr>
+            </w:r>
+          </w:p>
+        </w:tc>
+      </w:tr>
+      <w:tr>
+        <w:tc>
+          <w:tcPr>
+            <w:tcW w:type="dxa" w:w="2160"/>
+          </w:tcPr>
+          <w:p>
+            <w:r/>
+            <w:r>
+              <w:rPr>
+                <w:sz w:val="18"/>
+              </w:rPr>
+              <w:t>17</w:t>
+            </w:r>
+          </w:p>
+        </w:tc>
+        <w:tc>
+          <w:tcPr>
+            <w:tcW w:type="dxa" w:w="2160"/>
+          </w:tcPr>
+          <w:p>
+            <w:r/>
+            <w:r>
+              <w:rPr>
+                <w:sz w:val="18"/>
+              </w:rPr>
+              <w:t>1920 宽无横向滚动条</w:t>
             </w:r>
           </w:p>
         </w:tc>
@@ -3943,7 +4389,7 @@
               <w:rPr>
                 <w:sz w:val="18"/>
               </w:rPr>
-              <w:t>首屏渲染 / KPI / 表格</w:t>
+              <w:t>大屏各面板渲染</w:t>
             </w:r>
           </w:p>
         </w:tc>
@@ -3971,7 +4417,7 @@
               <w:rPr>
                 <w:sz w:val="18"/>
               </w:rPr>
-              <w:t>A1.x</w:t>
+              <w:t>D1.x</w:t>
             </w:r>
           </w:p>
         </w:tc>
@@ -3987,7 +4433,7 @@
               <w:rPr>
                 <w:sz w:val="18"/>
               </w:rPr>
-              <w:t>诊断交互</w:t>
+              <w:t>管理台四视图 + 诊断自动加载</w:t>
             </w:r>
           </w:p>
         </w:tc>
@@ -4015,7 +4461,7 @@
               <w:rPr>
                 <w:sz w:val="18"/>
               </w:rPr>
-              <w:t>A2.x</w:t>
+              <w:t>D2.x</w:t>
             </w:r>
           </w:p>
         </w:tc>
@@ -4031,7 +4477,7 @@
               <w:rPr>
                 <w:sz w:val="18"/>
               </w:rPr>
-              <w:t>趋势图</w:t>
+              <w:t>经典看板首屏/诊断/趋势/会诊</w:t>
             </w:r>
           </w:p>
         </w:tc>
@@ -4059,139 +4505,7 @@
               <w:rPr>
                 <w:sz w:val="18"/>
               </w:rPr>
-              <w:t>A3.x</w:t>
-            </w:r>
-          </w:p>
-        </w:tc>
-      </w:tr>
-      <w:tr>
-        <w:tc>
-          <w:tcPr>
-            <w:tcW w:type="dxa" w:w="2880"/>
-          </w:tcPr>
-          <w:p>
-            <w:r/>
-            <w:r>
-              <w:rPr>
-                <w:sz w:val="18"/>
-              </w:rPr>
-              <w:t>会诊生成卡</w:t>
-            </w:r>
-          </w:p>
-        </w:tc>
-        <w:tc>
-          <w:tcPr>
-            <w:tcW w:type="dxa" w:w="2880"/>
-          </w:tcPr>
-          <w:p>
-            <w:r/>
-            <w:r>
-              <w:rPr>
-                <w:sz w:val="18"/>
-              </w:rPr>
-              <w:t>同上</w:t>
-            </w:r>
-          </w:p>
-        </w:tc>
-        <w:tc>
-          <w:tcPr>
-            <w:tcW w:type="dxa" w:w="2880"/>
-          </w:tcPr>
-          <w:p>
-            <w:r/>
-            <w:r>
-              <w:rPr>
-                <w:sz w:val="18"/>
-              </w:rPr>
-              <w:t>A4.x</w:t>
-            </w:r>
-          </w:p>
-        </w:tc>
-      </w:tr>
-      <w:tr>
-        <w:tc>
-          <w:tcPr>
-            <w:tcW w:type="dxa" w:w="2880"/>
-          </w:tcPr>
-          <w:p>
-            <w:r/>
-            <w:r>
-              <w:rPr>
-                <w:sz w:val="18"/>
-              </w:rPr>
-              <w:t>控制台无报错</w:t>
-            </w:r>
-          </w:p>
-        </w:tc>
-        <w:tc>
-          <w:tcPr>
-            <w:tcW w:type="dxa" w:w="2880"/>
-          </w:tcPr>
-          <w:p>
-            <w:r/>
-            <w:r>
-              <w:rPr>
-                <w:sz w:val="18"/>
-              </w:rPr>
-              <w:t>同上</w:t>
-            </w:r>
-          </w:p>
-        </w:tc>
-        <w:tc>
-          <w:tcPr>
-            <w:tcW w:type="dxa" w:w="2880"/>
-          </w:tcPr>
-          <w:p>
-            <w:r/>
-            <w:r>
-              <w:rPr>
-                <w:sz w:val="18"/>
-              </w:rPr>
-              <w:t>A5.x</w:t>
-            </w:r>
-          </w:p>
-        </w:tc>
-      </w:tr>
-      <w:tr>
-        <w:tc>
-          <w:tcPr>
-            <w:tcW w:type="dxa" w:w="2880"/>
-          </w:tcPr>
-          <w:p>
-            <w:r/>
-            <w:r>
-              <w:rPr>
-                <w:sz w:val="18"/>
-              </w:rPr>
-              <w:t>看板版本一致性</w:t>
-            </w:r>
-          </w:p>
-        </w:tc>
-        <w:tc>
-          <w:tcPr>
-            <w:tcW w:type="dxa" w:w="2880"/>
-          </w:tcPr>
-          <w:p>
-            <w:r/>
-            <w:r>
-              <w:rPr>
-                <w:sz w:val="18"/>
-              </w:rPr>
-              <w:t>同上</w:t>
-            </w:r>
-          </w:p>
-        </w:tc>
-        <w:tc>
-          <w:tcPr>
-            <w:tcW w:type="dxa" w:w="2880"/>
-          </w:tcPr>
-          <w:p>
-            <w:r/>
-            <w:r>
-              <w:rPr>
-                <w:sz w:val="18"/>
-              </w:rPr>
-              <w:t>A6.x</w:t>
+              <w:t>A1.x–A6.x</w:t>
             </w:r>
           </w:p>
         </w:tc>
@@ -4351,7 +4665,7 @@
         <w:br/>
         <w:t>python tools/local_proxy.py &amp;        # 浏览器测试需要（注入 Host 头）</w:t>
         <w:br/>
-        <w:t>python tools/browser_e2e.py          # 48 项</w:t>
+        <w:t>python tools/browser_e2e.py          # 72 项</w:t>
         <w:br/>
         <w:t>PDM_DB_PASSWORD=*** python tools/e2e_test.py   # 66 项</w:t>
       </w:r>

--- a/export/docx/docs/34_32_局域网人工测试操作指南.docx
+++ b/export/docx/docs/34_32_局域网人工测试操作指南.docx
@@ -268,7 +268,7 @@
         </w:rPr>
         <w:t>用户名：pdmadmin</w:t>
         <w:br/>
-        <w:t>密码：  Diting2026!</w:t>
+        <w:t>密码：  3r5P-ygrg-WAcK-W0yB-Vz1q</w:t>
       </w:r>
     </w:p>
     <w:p>
@@ -280,7 +280,7 @@
           <w:i/>
           <w:color w:val="4A5158"/>
         </w:rPr>
-        <w:t>密码含感叹号，部分终端需加单引号：'Diting2026!'</w:t>
+        <w:t>密码含感叹号，部分终端需加单引号：'3r5P-ygrg-WAcK-W0yB-Vz1q'</w:t>
       </w:r>
     </w:p>
     <w:p>
@@ -2193,7 +2193,7 @@
         <w:br/>
         <w:t># 正确凭据 → 200</w:t>
         <w:br/>
-        <w:t>curl -o /dev/null -w "%{http_code}\n" -u 'pdmadmin:Diting2026!' \</w:t>
+        <w:t>curl -o /dev/null -w "%{http_code}\n" -u 'pdmadmin:3r5P-ygrg-WAcK-W0yB-Vz1q' \</w:t>
         <w:br/>
         <w:t xml:space="preserve">  -H "Host: pdm-api.10.167.2.175.nip.io" \</w:t>
         <w:br/>
